--- a/ai_12/andrii_chumak/Epic_5/Звіт по Epic 5.docx
+++ b/ai_12/andrii_chumak/Epic_5/Звіт по Epic 5.docx
@@ -4,55 +4,66 @@
   <w:body>
     <w:p>
       <w:pPr>
+        <w:spacing w:after="0" w:line="240" w:lineRule="auto"/>
         <w:jc w:val="center"/>
         <w:rPr>
           <w:rFonts w:ascii="Times New Roman" w:eastAsia="Times New Roman" w:hAnsi="Times New Roman" w:cs="Times New Roman"/>
+          <w:sz w:val="24"/>
+          <w:szCs w:val="24"/>
+          <w:lang w:val="ru-RU"/>
+        </w:rPr>
+      </w:pPr>
+      <w:r>
+        <w:rPr>
+          <w:rFonts w:ascii="Times New Roman" w:eastAsia="Times New Roman" w:hAnsi="Times New Roman" w:cs="Times New Roman"/>
+          <w:color w:val="000000"/>
           <w:sz w:val="28"/>
           <w:szCs w:val="28"/>
-        </w:rPr>
-      </w:pPr>
-      <w:r>
-        <w:rPr>
-          <w:rFonts w:ascii="Times New Roman" w:eastAsia="Times New Roman" w:hAnsi="Times New Roman" w:cs="Times New Roman"/>
+          <w:lang w:val="ru-RU"/>
+        </w:rPr>
+        <w:t>Міністерство освіти і науки України</w:t>
+      </w:r>
+    </w:p>
+    <w:p>
+      <w:pPr>
+        <w:spacing w:after="0" w:line="240" w:lineRule="auto"/>
+        <w:jc w:val="center"/>
+        <w:rPr>
+          <w:rFonts w:ascii="Times New Roman" w:eastAsia="Times New Roman" w:hAnsi="Times New Roman" w:cs="Times New Roman"/>
+          <w:sz w:val="24"/>
+          <w:szCs w:val="24"/>
+          <w:lang w:val="ru-RU"/>
+        </w:rPr>
+      </w:pPr>
+      <w:r>
+        <w:rPr>
+          <w:rFonts w:ascii="Times New Roman" w:eastAsia="Times New Roman" w:hAnsi="Times New Roman" w:cs="Times New Roman"/>
+          <w:color w:val="000000"/>
           <w:sz w:val="28"/>
           <w:szCs w:val="28"/>
-        </w:rPr>
-        <w:t>Міністерство освіти і науки України</w:t>
-      </w:r>
-    </w:p>
-    <w:p>
-      <w:pPr>
+          <w:lang w:val="ru-RU"/>
+        </w:rPr>
+        <w:t>Національний університет «Львівська політехніка»</w:t>
+      </w:r>
+    </w:p>
+    <w:p>
+      <w:pPr>
+        <w:spacing w:after="0" w:line="240" w:lineRule="auto"/>
         <w:jc w:val="center"/>
         <w:rPr>
           <w:rFonts w:ascii="Times New Roman" w:eastAsia="Times New Roman" w:hAnsi="Times New Roman" w:cs="Times New Roman"/>
+          <w:sz w:val="24"/>
+          <w:szCs w:val="24"/>
+          <w:lang w:val="ru-RU"/>
+        </w:rPr>
+      </w:pPr>
+      <w:r>
+        <w:rPr>
+          <w:rFonts w:ascii="Times New Roman" w:eastAsia="Times New Roman" w:hAnsi="Times New Roman" w:cs="Times New Roman"/>
+          <w:color w:val="000000"/>
           <w:sz w:val="28"/>
           <w:szCs w:val="28"/>
-        </w:rPr>
-      </w:pPr>
-      <w:r>
-        <w:rPr>
-          <w:rFonts w:ascii="Times New Roman" w:eastAsia="Times New Roman" w:hAnsi="Times New Roman" w:cs="Times New Roman"/>
-          <w:sz w:val="28"/>
-          <w:szCs w:val="28"/>
-        </w:rPr>
-        <w:t>Національний університет «Львівська політехніка»</w:t>
-      </w:r>
-    </w:p>
-    <w:p>
-      <w:pPr>
-        <w:spacing w:after="0" w:line="360" w:lineRule="auto"/>
-        <w:jc w:val="center"/>
-        <w:rPr>
-          <w:rFonts w:ascii="Times New Roman" w:eastAsia="Times New Roman" w:hAnsi="Times New Roman" w:cs="Times New Roman"/>
-          <w:sz w:val="28"/>
-          <w:szCs w:val="28"/>
-        </w:rPr>
-      </w:pPr>
-      <w:r>
-        <w:rPr>
-          <w:rFonts w:ascii="Times New Roman" w:eastAsia="Times New Roman" w:hAnsi="Times New Roman" w:cs="Times New Roman"/>
-          <w:sz w:val="28"/>
-          <w:szCs w:val="28"/>
+          <w:lang w:val="ru-RU"/>
         </w:rPr>
         <w:t>Кафедра систем штучного інтелекту</w:t>
       </w:r>
@@ -182,317 +193,274 @@
     </w:p>
     <w:p>
       <w:pPr>
-        <w:spacing w:line="240" w:lineRule="auto"/>
+        <w:spacing w:after="0" w:line="240" w:lineRule="auto"/>
         <w:jc w:val="center"/>
         <w:rPr>
           <w:rFonts w:ascii="Times New Roman" w:eastAsia="Times New Roman" w:hAnsi="Times New Roman" w:cs="Times New Roman"/>
+          <w:sz w:val="24"/>
+          <w:szCs w:val="24"/>
+          <w:lang w:val="ru-RU"/>
+        </w:rPr>
+      </w:pPr>
+      <w:r>
+        <w:rPr>
+          <w:rFonts w:ascii="Times New Roman" w:eastAsia="Times New Roman" w:hAnsi="Times New Roman" w:cs="Times New Roman"/>
           <w:b/>
-          <w:sz w:val="40"/>
-          <w:szCs w:val="40"/>
-        </w:rPr>
-      </w:pPr>
-    </w:p>
-    <w:p>
-      <w:pPr>
-        <w:spacing w:line="240" w:lineRule="auto"/>
-        <w:jc w:val="center"/>
+          <w:bCs/>
+          <w:color w:val="000000"/>
+          <w:sz w:val="56"/>
+          <w:szCs w:val="56"/>
+          <w:lang w:val="ru-RU"/>
+        </w:rPr>
+        <w:t>Звіт</w:t>
+      </w:r>
+      <w:r>
         <w:rPr>
           <w:rFonts w:ascii="Times New Roman" w:eastAsia="Times New Roman" w:hAnsi="Times New Roman" w:cs="Times New Roman"/>
           <w:b/>
-          <w:sz w:val="40"/>
-          <w:szCs w:val="40"/>
-        </w:rPr>
-      </w:pPr>
-      <w:r>
-        <w:rPr>
-          <w:rFonts w:ascii="Times New Roman" w:eastAsia="Times New Roman" w:hAnsi="Times New Roman" w:cs="Times New Roman"/>
-          <w:b/>
-          <w:sz w:val="40"/>
-          <w:szCs w:val="40"/>
-        </w:rPr>
-        <w:t>Звіт</w:t>
-      </w:r>
-    </w:p>
-    <w:p>
-      <w:pPr>
-        <w:spacing w:line="240" w:lineRule="auto"/>
-        <w:jc w:val="center"/>
-        <w:rPr>
-          <w:rFonts w:ascii="Times New Roman" w:eastAsia="Times New Roman" w:hAnsi="Times New Roman" w:cs="Times New Roman"/>
+          <w:bCs/>
+          <w:color w:val="000000"/>
           <w:sz w:val="28"/>
           <w:szCs w:val="28"/>
-        </w:rPr>
-      </w:pPr>
-      <w:r>
-        <w:rPr>
-          <w:rFonts w:ascii="Times New Roman" w:eastAsia="Times New Roman" w:hAnsi="Times New Roman" w:cs="Times New Roman"/>
+          <w:lang w:val="ru-RU"/>
+        </w:rPr>
+        <w:t> </w:t>
+      </w:r>
+    </w:p>
+    <w:p>
+      <w:pPr>
+        <w:spacing w:after="0" w:line="240" w:lineRule="auto"/>
+        <w:jc w:val="center"/>
+        <w:rPr>
+          <w:rFonts w:ascii="Times New Roman" w:eastAsia="Times New Roman" w:hAnsi="Times New Roman" w:cs="Times New Roman"/>
+          <w:sz w:val="24"/>
+          <w:szCs w:val="24"/>
+          <w:lang w:val="ru-RU"/>
+        </w:rPr>
+      </w:pPr>
+      <w:r>
+        <w:rPr>
+          <w:rFonts w:ascii="Times New Roman" w:eastAsia="Times New Roman" w:hAnsi="Times New Roman" w:cs="Times New Roman"/>
+          <w:b/>
+          <w:bCs/>
+          <w:color w:val="000000"/>
           <w:sz w:val="28"/>
           <w:szCs w:val="28"/>
-        </w:rPr>
-        <w:t xml:space="preserve">про виконання </w:t>
-      </w:r>
-    </w:p>
-    <w:p>
-      <w:pPr>
-        <w:tabs>
-          <w:tab w:val="center" w:pos="4819"/>
-          <w:tab w:val="left" w:pos="7468"/>
-        </w:tabs>
-        <w:spacing w:line="240" w:lineRule="auto"/>
-        <w:rPr>
-          <w:rFonts w:ascii="Times New Roman" w:eastAsia="Times New Roman" w:hAnsi="Times New Roman" w:cs="Times New Roman"/>
-          <w:b/>
+          <w:lang w:val="ru-RU"/>
+        </w:rPr>
+        <w:t>про виконання лабораторних та практичних робіт блоку № 5</w:t>
+      </w:r>
+    </w:p>
+    <w:p>
+      <w:pPr>
+        <w:spacing w:after="0" w:line="240" w:lineRule="auto"/>
+        <w:jc w:val="center"/>
+        <w:rPr>
+          <w:rFonts w:ascii="Times New Roman" w:eastAsia="Times New Roman" w:hAnsi="Times New Roman" w:cs="Times New Roman"/>
+          <w:sz w:val="24"/>
+          <w:szCs w:val="24"/>
+          <w:lang w:val="ru-RU"/>
+        </w:rPr>
+      </w:pPr>
+      <w:r>
+        <w:rPr>
+          <w:rFonts w:ascii="Times New Roman" w:eastAsia="Times New Roman" w:hAnsi="Times New Roman" w:cs="Times New Roman"/>
+          <w:color w:val="000000"/>
           <w:sz w:val="28"/>
           <w:szCs w:val="28"/>
           <w:lang w:val="ru-RU"/>
         </w:rPr>
+        <w:t>На тему:  «Файли. Системи числення. Бінарні Файли. Символи і Рядкові Змінні та Текстові Файли. Стандартна бібліотека та деталі/методи роботи з файлами. Створення й використання бібліотек.»</w:t>
+      </w:r>
+    </w:p>
+    <w:p>
+      <w:pPr>
+        <w:spacing w:after="0" w:line="240" w:lineRule="auto"/>
+        <w:jc w:val="center"/>
+        <w:rPr>
+          <w:rFonts w:ascii="Times New Roman" w:eastAsia="Times New Roman" w:hAnsi="Times New Roman" w:cs="Times New Roman"/>
+          <w:sz w:val="24"/>
+          <w:szCs w:val="24"/>
+          <w:lang w:val="ru-RU"/>
+        </w:rPr>
       </w:pPr>
       <w:r>
         <w:rPr>
           <w:rFonts w:ascii="Times New Roman" w:eastAsia="Times New Roman" w:hAnsi="Times New Roman" w:cs="Times New Roman"/>
           <w:b/>
+          <w:bCs/>
+          <w:i/>
+          <w:iCs/>
+          <w:color w:val="000000"/>
           <w:sz w:val="28"/>
           <w:szCs w:val="28"/>
-        </w:rPr>
-        <w:tab/>
-        <w:t xml:space="preserve">Лабораторних та практичних робіт </w:t>
-      </w:r>
-      <w:r>
-        <w:rPr>
-          <w:rFonts w:ascii="Times New Roman" w:eastAsia="Times New Roman" w:hAnsi="Times New Roman" w:cs="Times New Roman"/>
-          <w:b/>
+          <w:lang w:val="ru-RU"/>
+        </w:rPr>
+        <w:t xml:space="preserve">з дисципліни: </w:t>
+      </w:r>
+      <w:r>
+        <w:rPr>
+          <w:rFonts w:ascii="Times New Roman" w:eastAsia="Times New Roman" w:hAnsi="Times New Roman" w:cs="Times New Roman"/>
+          <w:color w:val="000000"/>
           <w:sz w:val="28"/>
           <w:szCs w:val="28"/>
           <w:lang w:val="ru-RU"/>
         </w:rPr>
-        <w:t>(</w:t>
-      </w:r>
-      <w:r>
-        <w:rPr>
-          <w:rFonts w:ascii="Times New Roman" w:eastAsia="Times New Roman" w:hAnsi="Times New Roman" w:cs="Times New Roman"/>
-          <w:b/>
+        <w:t>«Мови та парадигми програмування»</w:t>
+      </w:r>
+    </w:p>
+    <w:p>
+      <w:pPr>
+        <w:spacing w:after="0" w:line="240" w:lineRule="auto"/>
+        <w:jc w:val="center"/>
+        <w:rPr>
+          <w:rFonts w:ascii="Times New Roman" w:eastAsia="Times New Roman" w:hAnsi="Times New Roman" w:cs="Times New Roman"/>
+          <w:sz w:val="24"/>
+          <w:szCs w:val="24"/>
+          <w:lang w:val="ru-RU"/>
+        </w:rPr>
+      </w:pPr>
+      <w:r>
+        <w:rPr>
+          <w:rFonts w:ascii="Times New Roman" w:eastAsia="Times New Roman" w:hAnsi="Times New Roman" w:cs="Times New Roman"/>
+          <w:color w:val="000000"/>
           <w:sz w:val="28"/>
           <w:szCs w:val="28"/>
-          <w:lang w:val="en-US"/>
-        </w:rPr>
-        <w:t>lab</w:t>
-      </w:r>
-      <w:r>
-        <w:rPr>
-          <w:rFonts w:ascii="Times New Roman" w:eastAsia="Times New Roman" w:hAnsi="Times New Roman" w:cs="Times New Roman"/>
-          <w:b/>
+          <w:lang w:val="ru-RU"/>
+        </w:rPr>
+        <w:t>до:</w:t>
+      </w:r>
+    </w:p>
+    <w:p>
+      <w:pPr>
+        <w:spacing w:after="0" w:line="240" w:lineRule="auto"/>
+        <w:jc w:val="center"/>
+        <w:rPr>
+          <w:rFonts w:ascii="Times New Roman" w:eastAsia="Times New Roman" w:hAnsi="Times New Roman" w:cs="Times New Roman"/>
+          <w:sz w:val="24"/>
+          <w:szCs w:val="24"/>
+          <w:lang w:val="ru-RU"/>
+        </w:rPr>
+      </w:pPr>
+      <w:r>
+        <w:rPr>
+          <w:rFonts w:ascii="Times New Roman" w:eastAsia="Times New Roman" w:hAnsi="Times New Roman" w:cs="Times New Roman"/>
+          <w:color w:val="000000"/>
           <w:sz w:val="28"/>
           <w:szCs w:val="28"/>
           <w:lang w:val="ru-RU"/>
         </w:rPr>
-        <w:t xml:space="preserve">_6. </w:t>
-      </w:r>
-      <w:r>
-        <w:rPr>
-          <w:rFonts w:ascii="Times New Roman" w:eastAsia="Times New Roman" w:hAnsi="Times New Roman" w:cs="Times New Roman"/>
-          <w:b/>
+        <w:t>ВНС Лабораторної Роботи № 6 </w:t>
+      </w:r>
+    </w:p>
+    <w:p>
+      <w:pPr>
+        <w:spacing w:after="0" w:line="240" w:lineRule="auto"/>
+        <w:jc w:val="center"/>
+        <w:rPr>
+          <w:rFonts w:ascii="Times New Roman" w:eastAsia="Times New Roman" w:hAnsi="Times New Roman" w:cs="Times New Roman"/>
+          <w:sz w:val="24"/>
+          <w:szCs w:val="24"/>
+          <w:lang w:val="ru-RU"/>
+        </w:rPr>
+      </w:pPr>
+      <w:r>
+        <w:rPr>
+          <w:rFonts w:ascii="Times New Roman" w:eastAsia="Times New Roman" w:hAnsi="Times New Roman" w:cs="Times New Roman"/>
+          <w:color w:val="000000"/>
           <w:sz w:val="28"/>
           <w:szCs w:val="28"/>
-          <w:lang w:val="en-US"/>
-        </w:rPr>
-        <w:t>Algotester</w:t>
-      </w:r>
-      <w:r>
-        <w:rPr>
-          <w:rFonts w:ascii="Times New Roman" w:eastAsia="Times New Roman" w:hAnsi="Times New Roman" w:cs="Times New Roman"/>
-          <w:b/>
+          <w:lang w:val="ru-RU"/>
+        </w:rPr>
+        <w:t>ВНС Лабораторної Роботи № 8</w:t>
+      </w:r>
+    </w:p>
+    <w:p>
+      <w:pPr>
+        <w:spacing w:after="0" w:line="240" w:lineRule="auto"/>
+        <w:jc w:val="center"/>
+        <w:rPr>
+          <w:rFonts w:ascii="Times New Roman" w:eastAsia="Times New Roman" w:hAnsi="Times New Roman" w:cs="Times New Roman"/>
+          <w:sz w:val="24"/>
+          <w:szCs w:val="24"/>
+          <w:lang w:val="ru-RU"/>
+        </w:rPr>
+      </w:pPr>
+      <w:r>
+        <w:rPr>
+          <w:rFonts w:ascii="Times New Roman" w:eastAsia="Times New Roman" w:hAnsi="Times New Roman" w:cs="Times New Roman"/>
+          <w:color w:val="000000"/>
           <w:sz w:val="28"/>
           <w:szCs w:val="28"/>
           <w:lang w:val="ru-RU"/>
         </w:rPr>
-        <w:t xml:space="preserve"> </w:t>
-      </w:r>
-      <w:r>
-        <w:rPr>
-          <w:rFonts w:ascii="Times New Roman" w:eastAsia="Times New Roman" w:hAnsi="Times New Roman" w:cs="Times New Roman"/>
-          <w:b/>
+        <w:t>ВНС Лабораторної Роботи № 9</w:t>
+      </w:r>
+    </w:p>
+    <w:p>
+      <w:pPr>
+        <w:spacing w:after="0" w:line="240" w:lineRule="auto"/>
+        <w:jc w:val="center"/>
+        <w:rPr>
+          <w:rFonts w:ascii="Times New Roman" w:eastAsia="Times New Roman" w:hAnsi="Times New Roman" w:cs="Times New Roman"/>
+          <w:sz w:val="24"/>
+          <w:szCs w:val="24"/>
+          <w:lang w:val="ru-RU"/>
+        </w:rPr>
+      </w:pPr>
+      <w:r>
+        <w:rPr>
+          <w:rFonts w:ascii="Times New Roman" w:eastAsia="Times New Roman" w:hAnsi="Times New Roman" w:cs="Times New Roman"/>
+          <w:color w:val="000000"/>
           <w:sz w:val="28"/>
           <w:szCs w:val="28"/>
-          <w:lang w:val="en-US"/>
-        </w:rPr>
-        <w:t>Lab</w:t>
-      </w:r>
-      <w:r>
-        <w:rPr>
-          <w:rFonts w:ascii="Times New Roman" w:eastAsia="Times New Roman" w:hAnsi="Times New Roman" w:cs="Times New Roman"/>
-          <w:b/>
+          <w:lang w:val="ru-RU"/>
+        </w:rPr>
+        <w:t>Алготестер Лабораторної Роботи №4</w:t>
+      </w:r>
+    </w:p>
+    <w:p>
+      <w:pPr>
+        <w:spacing w:after="0" w:line="240" w:lineRule="auto"/>
+        <w:jc w:val="center"/>
+        <w:rPr>
+          <w:rFonts w:ascii="Times New Roman" w:eastAsia="Times New Roman" w:hAnsi="Times New Roman" w:cs="Times New Roman"/>
+          <w:sz w:val="24"/>
+          <w:szCs w:val="24"/>
+          <w:lang w:val="ru-RU"/>
+        </w:rPr>
+      </w:pPr>
+      <w:r>
+        <w:rPr>
+          <w:rFonts w:ascii="Times New Roman" w:eastAsia="Times New Roman" w:hAnsi="Times New Roman" w:cs="Times New Roman"/>
+          <w:color w:val="000000"/>
           <w:sz w:val="28"/>
           <w:szCs w:val="28"/>
           <w:lang w:val="ru-RU"/>
         </w:rPr>
-        <w:t>4</w:t>
-      </w:r>
-      <w:r>
-        <w:rPr>
-          <w:rFonts w:ascii="Times New Roman" w:eastAsia="Times New Roman" w:hAnsi="Times New Roman" w:cs="Times New Roman"/>
-          <w:b/>
+        <w:t>Алготестер Лабораторної Роботи №6</w:t>
+      </w:r>
+    </w:p>
+    <w:p>
+      <w:pPr>
+        <w:spacing w:after="0" w:line="240" w:lineRule="auto"/>
+        <w:jc w:val="center"/>
+        <w:rPr>
+          <w:rFonts w:ascii="Times New Roman" w:eastAsia="Times New Roman" w:hAnsi="Times New Roman" w:cs="Times New Roman"/>
+          <w:sz w:val="24"/>
+          <w:szCs w:val="24"/>
+          <w:lang w:val="ru-RU"/>
+        </w:rPr>
+      </w:pPr>
+      <w:r>
+        <w:rPr>
+          <w:rFonts w:ascii="Times New Roman" w:eastAsia="Times New Roman" w:hAnsi="Times New Roman" w:cs="Times New Roman"/>
+          <w:color w:val="000000"/>
           <w:sz w:val="28"/>
           <w:szCs w:val="28"/>
-          <w:lang w:val="en-US"/>
-        </w:rPr>
-        <w:t>v</w:t>
-      </w:r>
-      <w:r>
-        <w:rPr>
-          <w:rFonts w:ascii="Times New Roman" w:eastAsia="Times New Roman" w:hAnsi="Times New Roman" w:cs="Times New Roman"/>
-          <w:b/>
-          <w:sz w:val="28"/>
-          <w:szCs w:val="28"/>
-          <w:lang w:val="ru-RU"/>
-        </w:rPr>
-        <w:t xml:space="preserve">3. </w:t>
-      </w:r>
-      <w:r>
-        <w:rPr>
-          <w:rFonts w:ascii="Times New Roman" w:eastAsia="Times New Roman" w:hAnsi="Times New Roman" w:cs="Times New Roman"/>
-          <w:b/>
-          <w:sz w:val="28"/>
-          <w:szCs w:val="28"/>
-          <w:lang w:val="en-US"/>
-        </w:rPr>
-        <w:t>Practice</w:t>
-      </w:r>
-      <w:r>
-        <w:rPr>
-          <w:rFonts w:ascii="Times New Roman" w:eastAsia="Times New Roman" w:hAnsi="Times New Roman" w:cs="Times New Roman"/>
-          <w:b/>
-          <w:sz w:val="28"/>
-          <w:szCs w:val="28"/>
-          <w:lang w:val="ru-RU"/>
-        </w:rPr>
-        <w:t xml:space="preserve"> </w:t>
-      </w:r>
-      <w:r>
-        <w:rPr>
-          <w:rFonts w:ascii="Times New Roman" w:eastAsia="Times New Roman" w:hAnsi="Times New Roman" w:cs="Times New Roman"/>
-          <w:b/>
-          <w:sz w:val="28"/>
-          <w:szCs w:val="28"/>
-          <w:lang w:val="en-US"/>
-        </w:rPr>
-        <w:t>task</w:t>
-      </w:r>
-      <w:r>
-        <w:rPr>
-          <w:rFonts w:ascii="Times New Roman" w:eastAsia="Times New Roman" w:hAnsi="Times New Roman" w:cs="Times New Roman"/>
-          <w:b/>
-          <w:sz w:val="28"/>
-          <w:szCs w:val="28"/>
-          <w:lang w:val="ru-RU"/>
-        </w:rPr>
-        <w:t>)</w:t>
-      </w:r>
-    </w:p>
-    <w:p>
-      <w:pPr>
-        <w:spacing w:line="240" w:lineRule="auto"/>
-        <w:jc w:val="center"/>
-        <w:rPr>
-          <w:rFonts w:ascii="Times New Roman" w:eastAsia="Times New Roman" w:hAnsi="Times New Roman" w:cs="Times New Roman"/>
-          <w:sz w:val="28"/>
-          <w:szCs w:val="28"/>
-        </w:rPr>
-      </w:pPr>
-      <w:r>
-        <w:rPr>
-          <w:rFonts w:ascii="Times New Roman" w:eastAsia="Times New Roman" w:hAnsi="Times New Roman" w:cs="Times New Roman"/>
-          <w:b/>
-          <w:i/>
-          <w:sz w:val="28"/>
-          <w:szCs w:val="28"/>
-        </w:rPr>
-        <w:t xml:space="preserve">з дисципліни: </w:t>
-      </w:r>
-      <w:r>
-        <w:rPr>
-          <w:rFonts w:ascii="Times New Roman" w:eastAsia="Times New Roman" w:hAnsi="Times New Roman" w:cs="Times New Roman"/>
-          <w:sz w:val="28"/>
-          <w:szCs w:val="28"/>
-        </w:rPr>
-        <w:t>«Мови та парадигми програмування»</w:t>
-      </w:r>
-    </w:p>
-    <w:p>
-      <w:pPr>
-        <w:spacing w:line="240" w:lineRule="auto"/>
-        <w:jc w:val="center"/>
-        <w:rPr>
-          <w:rFonts w:ascii="Times New Roman" w:eastAsia="Times New Roman" w:hAnsi="Times New Roman" w:cs="Times New Roman"/>
-          <w:sz w:val="28"/>
-          <w:szCs w:val="28"/>
-        </w:rPr>
-      </w:pPr>
-      <w:r>
-        <w:rPr>
-          <w:rFonts w:ascii="Times New Roman" w:eastAsia="Times New Roman" w:hAnsi="Times New Roman" w:cs="Times New Roman"/>
-          <w:b/>
-          <w:i/>
-          <w:sz w:val="28"/>
-          <w:szCs w:val="28"/>
-        </w:rPr>
-        <w:t>з розділу</w:t>
-      </w:r>
-      <w:r>
-        <w:rPr>
-          <w:rFonts w:ascii="Times New Roman" w:eastAsia="Times New Roman" w:hAnsi="Times New Roman" w:cs="Times New Roman"/>
-          <w:sz w:val="28"/>
-          <w:szCs w:val="28"/>
-        </w:rPr>
-        <w:t xml:space="preserve">:  </w:t>
-      </w:r>
-      <w:r>
-        <w:rPr>
-          <w:rFonts w:ascii="Times New Roman" w:eastAsia="Times New Roman" w:hAnsi="Times New Roman" w:cs="Times New Roman"/>
-          <w:sz w:val="28"/>
-          <w:szCs w:val="28"/>
-        </w:rPr>
-        <w:t>«</w:t>
-      </w:r>
-      <w:r>
-        <w:rPr>
-          <w:rFonts w:ascii="Times New Roman" w:eastAsia="Times New Roman" w:hAnsi="Times New Roman" w:cs="Times New Roman"/>
-          <w:sz w:val="28"/>
-          <w:szCs w:val="28"/>
-        </w:rPr>
-        <w:t xml:space="preserve">Рядки. Текстові файли. </w:t>
-      </w:r>
-      <w:r>
-        <w:rPr>
-          <w:rFonts w:ascii="Times New Roman" w:eastAsia="Times New Roman" w:hAnsi="Times New Roman" w:cs="Times New Roman"/>
-          <w:sz w:val="28"/>
-          <w:szCs w:val="28"/>
-        </w:rPr>
-        <w:t>Стандартні бібліотеки</w:t>
-      </w:r>
-      <w:r>
-        <w:rPr>
-          <w:rFonts w:ascii="Times New Roman" w:eastAsia="Times New Roman" w:hAnsi="Times New Roman" w:cs="Times New Roman"/>
-          <w:sz w:val="28"/>
-          <w:szCs w:val="28"/>
-        </w:rPr>
-        <w:t xml:space="preserve">: </w:t>
-      </w:r>
-      <w:r>
-        <w:rPr>
-          <w:rFonts w:ascii="Times New Roman" w:eastAsia="Times New Roman" w:hAnsi="Times New Roman" w:cs="Times New Roman"/>
-          <w:sz w:val="28"/>
-          <w:szCs w:val="28"/>
-          <w:lang w:val="en-US"/>
-        </w:rPr>
-        <w:t>fstream</w:t>
-      </w:r>
-      <w:r>
-        <w:rPr>
-          <w:rFonts w:ascii="Times New Roman" w:eastAsia="Times New Roman" w:hAnsi="Times New Roman" w:cs="Times New Roman"/>
-          <w:sz w:val="28"/>
-          <w:szCs w:val="28"/>
-        </w:rPr>
-        <w:t>»</w:t>
+          <w:lang w:val="ru-RU"/>
+        </w:rPr>
+        <w:t>Практичних Робіт №5</w:t>
       </w:r>
     </w:p>
     <w:p>
@@ -505,6 +473,7 @@
           <w:smallCaps/>
           <w:sz w:val="28"/>
           <w:szCs w:val="28"/>
+          <w:lang w:val="ru-RU"/>
         </w:rPr>
       </w:pPr>
     </w:p>
@@ -520,81 +489,92 @@
     </w:p>
     <w:p>
       <w:pPr>
-        <w:spacing w:line="240" w:lineRule="auto"/>
+        <w:spacing w:after="0" w:line="240" w:lineRule="auto"/>
         <w:jc w:val="right"/>
         <w:rPr>
           <w:rFonts w:ascii="Times New Roman" w:eastAsia="Times New Roman" w:hAnsi="Times New Roman" w:cs="Times New Roman"/>
+          <w:sz w:val="24"/>
+          <w:szCs w:val="24"/>
+          <w:lang w:val="ru-RU"/>
+        </w:rPr>
+      </w:pPr>
+      <w:r>
+        <w:rPr>
+          <w:rFonts w:ascii="Times New Roman" w:eastAsia="Times New Roman" w:hAnsi="Times New Roman" w:cs="Times New Roman"/>
           <w:b/>
-          <w:i/>
+          <w:bCs/>
+          <w:color w:val="000000"/>
           <w:sz w:val="28"/>
           <w:szCs w:val="28"/>
+          <w:lang w:val="ru-RU"/>
+        </w:rPr>
+        <w:t>Виконав:</w:t>
+      </w:r>
+    </w:p>
+    <w:p>
+      <w:pPr>
+        <w:spacing w:after="0" w:line="240" w:lineRule="auto"/>
+        <w:jc w:val="right"/>
+        <w:rPr>
+          <w:rFonts w:ascii="Times New Roman" w:eastAsia="Times New Roman" w:hAnsi="Times New Roman" w:cs="Times New Roman"/>
+          <w:sz w:val="24"/>
+          <w:szCs w:val="24"/>
+          <w:lang w:val="ru-RU"/>
         </w:rPr>
       </w:pPr>
       <w:r>
         <w:rPr>
           <w:rFonts w:ascii="Times New Roman" w:eastAsia="Times New Roman" w:hAnsi="Times New Roman" w:cs="Times New Roman"/>
           <w:b/>
+          <w:bCs/>
           <w:i/>
+          <w:iCs/>
+          <w:color w:val="000000"/>
           <w:sz w:val="28"/>
           <w:szCs w:val="28"/>
-        </w:rPr>
-        <w:t>Виконав:</w:t>
-      </w:r>
-    </w:p>
-    <w:p>
-      <w:pPr>
-        <w:spacing w:line="240" w:lineRule="auto"/>
-        <w:jc w:val="right"/>
-        <w:rPr>
-          <w:rFonts w:ascii="Times New Roman" w:eastAsia="Times New Roman" w:hAnsi="Times New Roman" w:cs="Times New Roman"/>
-          <w:b/>
-          <w:i/>
+          <w:lang w:val="ru-RU"/>
+        </w:rPr>
+        <w:t> </w:t>
+      </w:r>
+      <w:r>
+        <w:rPr>
+          <w:rFonts w:ascii="Times New Roman" w:eastAsia="Times New Roman" w:hAnsi="Times New Roman" w:cs="Times New Roman"/>
+          <w:color w:val="000000"/>
           <w:sz w:val="28"/>
           <w:szCs w:val="28"/>
-        </w:rPr>
-      </w:pPr>
-      <w:r>
-        <w:rPr>
-          <w:rFonts w:ascii="Times New Roman" w:eastAsia="Times New Roman" w:hAnsi="Times New Roman" w:cs="Times New Roman"/>
-          <w:b/>
-          <w:i/>
+          <w:lang w:val="ru-RU"/>
+        </w:rPr>
+        <w:t>Студент групи ШІ-</w:t>
+      </w:r>
+      <w:r>
+        <w:rPr>
+          <w:rFonts w:ascii="Times New Roman" w:eastAsia="Times New Roman" w:hAnsi="Times New Roman" w:cs="Times New Roman"/>
+          <w:color w:val="000000"/>
           <w:sz w:val="28"/>
           <w:szCs w:val="28"/>
-        </w:rPr>
-        <w:t xml:space="preserve"> </w:t>
-      </w:r>
-      <w:r>
-        <w:rPr>
-          <w:rFonts w:ascii="Times New Roman" w:eastAsia="Times New Roman" w:hAnsi="Times New Roman" w:cs="Times New Roman"/>
+          <w:lang w:val="ru-RU"/>
+        </w:rPr>
+        <w:t>12</w:t>
+      </w:r>
+    </w:p>
+    <w:p>
+      <w:pPr>
+        <w:spacing w:after="0" w:line="240" w:lineRule="auto"/>
+        <w:jc w:val="right"/>
+        <w:rPr>
+          <w:rFonts w:ascii="Times New Roman" w:eastAsia="Times New Roman" w:hAnsi="Times New Roman" w:cs="Times New Roman"/>
+          <w:sz w:val="24"/>
+          <w:szCs w:val="24"/>
+          <w:lang w:val="ru-RU"/>
+        </w:rPr>
+      </w:pPr>
+      <w:r>
+        <w:rPr>
+          <w:rFonts w:ascii="Times New Roman" w:eastAsia="Times New Roman" w:hAnsi="Times New Roman" w:cs="Times New Roman"/>
+          <w:color w:val="000000"/>
           <w:sz w:val="28"/>
           <w:szCs w:val="28"/>
-        </w:rPr>
-        <w:t>студент групи</w:t>
-      </w:r>
-      <w:r>
-        <w:rPr>
-          <w:rFonts w:ascii="Times New Roman" w:eastAsia="Times New Roman" w:hAnsi="Times New Roman" w:cs="Times New Roman"/>
-          <w:sz w:val="28"/>
-          <w:szCs w:val="28"/>
-        </w:rPr>
-        <w:t xml:space="preserve"> ШІ - 12</w:t>
-      </w:r>
-    </w:p>
-    <w:p>
-      <w:pPr>
-        <w:spacing w:line="240" w:lineRule="auto"/>
-        <w:jc w:val="right"/>
-        <w:rPr>
-          <w:rFonts w:ascii="Times New Roman" w:eastAsia="Times New Roman" w:hAnsi="Times New Roman" w:cs="Times New Roman"/>
-          <w:sz w:val="28"/>
-          <w:szCs w:val="28"/>
-        </w:rPr>
-      </w:pPr>
-      <w:r>
-        <w:rPr>
-          <w:rFonts w:ascii="Times New Roman" w:eastAsia="Times New Roman" w:hAnsi="Times New Roman" w:cs="Times New Roman"/>
-          <w:sz w:val="28"/>
-          <w:szCs w:val="28"/>
+          <w:lang w:val="ru-RU"/>
         </w:rPr>
         <w:t>Чумак Андрій Анатолійович</w:t>
       </w:r>
@@ -3104,6 +3084,11 @@
       </w:r>
     </w:p>
     <w:p>
+      <w:r>
+        <w:t>https://github.com/artificial-intelligence-department/ai_programming_playground/pull/1223</w:t>
+      </w:r>
+    </w:p>
+    <w:p>
       <w:pPr>
         <w:rPr>
           <w:rFonts w:ascii="Times New Roman" w:eastAsia="Times New Roman" w:hAnsi="Times New Roman" w:cs="Times New Roman"/>
@@ -3236,6 +3221,7 @@
         <w:rPr>
           <w:noProof/>
         </w:rPr>
+        <w:lastRenderedPageBreak/>
         <w:drawing>
           <wp:inline distT="0" distB="0" distL="0" distR="0" wp14:anchorId="71ADBFEE" wp14:editId="4A56053C">
             <wp:extent cx="6292850" cy="3536950"/>
@@ -3320,7 +3306,6 @@
     </w:p>
     <w:p>
       <w:r>
-        <w:lastRenderedPageBreak/>
         <w:t xml:space="preserve">Завдання </w:t>
       </w:r>
       <w:r>
@@ -3422,6 +3407,7 @@
         <w:rPr>
           <w:noProof/>
         </w:rPr>
+        <w:lastRenderedPageBreak/>
         <w:drawing>
           <wp:inline distT="0" distB="0" distL="0" distR="0" wp14:anchorId="43326E6B" wp14:editId="00C2CFB9">
             <wp:extent cx="6294120" cy="3535680"/>
@@ -3503,7 +3489,6 @@
         <w:rPr>
           <w:noProof/>
         </w:rPr>
-        <w:lastRenderedPageBreak/>
         <w:drawing>
           <wp:inline distT="0" distB="0" distL="0" distR="0" wp14:anchorId="494A4460" wp14:editId="412DE181">
             <wp:extent cx="6294120" cy="3535680"/>
@@ -3612,6 +3597,7 @@
           <w:noProof/>
           <w:lang w:val="en-US"/>
         </w:rPr>
+        <w:lastRenderedPageBreak/>
         <w:drawing>
           <wp:inline distT="0" distB="0" distL="0" distR="0" wp14:anchorId="3FE41793" wp14:editId="0842B35A">
             <wp:extent cx="6292850" cy="3536950"/>
@@ -3769,7 +3755,6 @@
         <w:rPr>
           <w:noProof/>
         </w:rPr>
-        <w:lastRenderedPageBreak/>
         <w:drawing>
           <wp:inline distT="0" distB="0" distL="0" distR="0" wp14:anchorId="35F679B5" wp14:editId="2FD10D6F">
             <wp:extent cx="6294120" cy="3535680"/>
@@ -3885,6 +3870,7 @@
           <w:szCs w:val="24"/>
           <w:lang w:val="en-US"/>
         </w:rPr>
+        <w:lastRenderedPageBreak/>
         <w:t>Завдання №2</w:t>
       </w:r>
     </w:p>
@@ -4012,7 +3998,6 @@
         <w:rPr>
           <w:noProof/>
         </w:rPr>
-        <w:lastRenderedPageBreak/>
         <w:drawing>
           <wp:inline distT="0" distB="0" distL="0" distR="0" wp14:anchorId="0AE7A23D" wp14:editId="73A26089">
             <wp:extent cx="6294120" cy="3535680"/>
